--- a/deliverables/V4-V11_SYNC/PACKAGES/NEW_V08_Synchronized_Production_Package/07_EVIDENCE/Evidence_and_Boundary_Notes.docx
+++ b/deliverables/V4-V11_SYNC/PACKAGES/NEW_V08_Synchronized_Production_Package/07_EVIDENCE/Evidence_and_Boundary_Notes.docx
@@ -87,7 +87,7 @@
         <w:rPr>
           <w:sz w:val="21"/>
         </w:rPr>
-        <w:t>Wednesday, September 16, 2026 | 1:46 PM CT</w:t>
+        <w:t>Wednesday, September 16, 2026 | 3:16 PM CT</w:t>
       </w:r>
     </w:p>
     <w:p>

--- a/deliverables/V4-V11_SYNC/PACKAGES/NEW_V08_Synchronized_Production_Package/07_EVIDENCE/Evidence_and_Boundary_Notes.docx
+++ b/deliverables/V4-V11_SYNC/PACKAGES/NEW_V08_Synchronized_Production_Package/07_EVIDENCE/Evidence_and_Boundary_Notes.docx
@@ -87,7 +87,7 @@
         <w:rPr>
           <w:sz w:val="21"/>
         </w:rPr>
-        <w:t>Wednesday, September 16, 2026 | 3:16 PM CT</w:t>
+        <w:t>Wednesday, September 16, 2026 | 3:21 PM CT</w:t>
       </w:r>
     </w:p>
     <w:p>

--- a/deliverables/V4-V11_SYNC/PACKAGES/NEW_V08_Synchronized_Production_Package/07_EVIDENCE/Evidence_and_Boundary_Notes.docx
+++ b/deliverables/V4-V11_SYNC/PACKAGES/NEW_V08_Synchronized_Production_Package/07_EVIDENCE/Evidence_and_Boundary_Notes.docx
@@ -87,7 +87,7 @@
         <w:rPr>
           <w:sz w:val="21"/>
         </w:rPr>
-        <w:t>Wednesday, September 16, 2026 | 3:21 PM CT</w:t>
+        <w:t>Thursday, September 17, 2026 | 8:55 AM CT</w:t>
       </w:r>
     </w:p>
     <w:p>

--- a/deliverables/V4-V11_SYNC/PACKAGES/NEW_V08_Synchronized_Production_Package/07_EVIDENCE/Evidence_and_Boundary_Notes.docx
+++ b/deliverables/V4-V11_SYNC/PACKAGES/NEW_V08_Synchronized_Production_Package/07_EVIDENCE/Evidence_and_Boundary_Notes.docx
@@ -87,7 +87,7 @@
         <w:rPr>
           <w:sz w:val="21"/>
         </w:rPr>
-        <w:t>Thursday, September 17, 2026 | 8:55 AM CT</w:t>
+        <w:t>Thursday, September 17, 2026 | 12:57 PM CT</w:t>
       </w:r>
     </w:p>
     <w:p>
@@ -211,6 +211,189 @@
           <w:sz w:val="21"/>
         </w:rPr>
         <w:t>KEEP THE PROOF, NOT THE PROPERTY. Nothing in this package suggests that paraphrasing confidential information makes it safe to retain or disclose.</w:t>
+      </w:r>
+    </w:p>
+    <w:p>
+      <w:pPr>
+        <w:spacing w:before="320" w:after="120"/>
+        <w:keepNext w:val="1"/>
+        <w:keepLines w:val="1"/>
+      </w:pPr>
+      <w:r>
+        <w:rPr>
+          <w:b/>
+          <w:i w:val="0"/>
+          <w:color w:val="112345"/>
+          <w:sz w:val="26"/>
+        </w:rPr>
+        <w:t>RETIRED. INACTIVE.</w:t>
+      </w:r>
+    </w:p>
+    <w:tbl>
+      <w:tblPr>
+        <w:tblW w:type="auto" w:w="0"/>
+        <w:jc w:val="left"/>
+        <w:tblBorders>
+          <w:top w:val="single" w:sz="4" w:space="0" w:color="C9BFA8"/>
+          <w:left w:val="single" w:sz="4" w:space="0" w:color="C9BFA8"/>
+          <w:bottom w:val="single" w:sz="4" w:space="0" w:color="C9BFA8"/>
+          <w:right w:val="single" w:sz="4" w:space="0" w:color="C9BFA8"/>
+          <w:insideH w:val="single" w:sz="4" w:space="0" w:color="C9BFA8"/>
+          <w:insideV w:val="single" w:sz="4" w:space="0" w:color="C9BFA8"/>
+        </w:tblBorders>
+        <w:tblLayout w:type="fixed"/>
+        <w:tblLook w:firstColumn="1" w:firstRow="1" w:lastColumn="0" w:lastRow="0" w:noHBand="0" w:noVBand="1" w:val="04A0"/>
+      </w:tblPr>
+      <w:tblGrid>
+        <w:gridCol w:w="3216"/>
+        <w:gridCol w:w="3216"/>
+        <w:gridCol w:w="3216"/>
+      </w:tblGrid>
+      <w:tr>
+        <w:trPr>
+          <w:tblHeader w:val="true"/>
+        </w:trPr>
+        <w:tc>
+          <w:tcPr>
+            <w:tcW w:type="dxa" w:w="3024"/>
+            <w:shd w:val="clear" w:color="auto" w:fill="F3EFE6"/>
+          </w:tcPr>
+          <w:p>
+            <w:pPr>
+              <w:spacing w:before="60" w:after="60" w:line="264" w:lineRule="auto"/>
+            </w:pPr>
+            <w:r/>
+            <w:r>
+              <w:rPr>
+                <w:b/>
+                <w:i w:val="0"/>
+                <w:color w:val="112345"/>
+                <w:sz w:val="17"/>
+              </w:rPr>
+              <w:t>FAMILY</w:t>
+            </w:r>
+          </w:p>
+        </w:tc>
+        <w:tc>
+          <w:tcPr>
+            <w:tcW w:type="dxa" w:w="2160"/>
+            <w:shd w:val="clear" w:color="auto" w:fill="F3EFE6"/>
+          </w:tcPr>
+          <w:p>
+            <w:pPr>
+              <w:spacing w:before="60" w:after="60" w:line="264" w:lineRule="auto"/>
+            </w:pPr>
+            <w:r/>
+            <w:r>
+              <w:rPr>
+                <w:b/>
+                <w:i w:val="0"/>
+                <w:color w:val="112345"/>
+                <w:sz w:val="17"/>
+              </w:rPr>
+              <w:t>STATUS</w:t>
+            </w:r>
+          </w:p>
+        </w:tc>
+        <w:tc>
+          <w:tcPr>
+            <w:tcW w:type="dxa" w:w="4464"/>
+            <w:shd w:val="clear" w:color="auto" w:fill="F3EFE6"/>
+          </w:tcPr>
+          <w:p>
+            <w:pPr>
+              <w:spacing w:before="60" w:after="60" w:line="264" w:lineRule="auto"/>
+            </w:pPr>
+            <w:r/>
+            <w:r>
+              <w:rPr>
+                <w:b/>
+                <w:i w:val="0"/>
+                <w:color w:val="112345"/>
+                <w:sz w:val="17"/>
+              </w:rPr>
+              <w:t>WHY</w:t>
+            </w:r>
+          </w:p>
+        </w:tc>
+      </w:tr>
+      <w:tr>
+        <w:tc>
+          <w:tcPr>
+            <w:tcW w:type="dxa" w:w="3024"/>
+          </w:tcPr>
+          <w:p>
+            <w:pPr>
+              <w:spacing w:before="60" w:after="60" w:line="264" w:lineRule="auto"/>
+            </w:pPr>
+            <w:r/>
+            <w:r>
+              <w:rPr>
+                <w:b w:val="0"/>
+                <w:i w:val="0"/>
+                <w:sz w:val="15"/>
+              </w:rPr>
+              <w:t>NEW_V8_FS_11_A_FACTUAL_RECORD</w:t>
+            </w:r>
+          </w:p>
+        </w:tc>
+        <w:tc>
+          <w:tcPr>
+            <w:tcW w:type="dxa" w:w="2160"/>
+          </w:tcPr>
+          <w:p>
+            <w:pPr>
+              <w:spacing w:before="60" w:after="60" w:line="264" w:lineRule="auto"/>
+            </w:pPr>
+            <w:r/>
+            <w:r>
+              <w:rPr>
+                <w:b w:val="0"/>
+                <w:i w:val="0"/>
+                <w:sz w:val="15"/>
+              </w:rPr>
+              <w:t>RETIRED. INACTIVE. Not cued, not rendered.</w:t>
+            </w:r>
+          </w:p>
+        </w:tc>
+        <w:tc>
+          <w:tcPr>
+            <w:tcW w:type="dxa" w:w="4464"/>
+          </w:tcPr>
+          <w:p>
+            <w:pPr>
+              <w:spacing w:before="60" w:after="60" w:line="264" w:lineRule="auto"/>
+            </w:pPr>
+            <w:r/>
+            <w:r>
+              <w:rPr>
+                <w:b w:val="0"/>
+                <w:i w:val="0"/>
+                <w:sz w:val="15"/>
+              </w:rPr>
+              <w:t>After the authorized copy update this card reads NOT the company's property / THIS a lawful record of your own work, which is what FS_04 already says on the same paragraph. Playing both is playing a state to retain it. The design and the update are preserved in the ledger; only the cue is withdrawn.</w:t>
+            </w:r>
+          </w:p>
+        </w:tc>
+      </w:tr>
+    </w:tbl>
+    <w:p>
+      <w:pPr>
+        <w:spacing w:after="120"/>
+      </w:pPr>
+    </w:p>
+    <w:p>
+      <w:pPr>
+        <w:spacing w:before="100" w:after="200"/>
+      </w:pPr>
+      <w:r>
+        <w:rPr>
+          <w:b w:val="0"/>
+          <w:i w:val="0"/>
+          <w:color w:val="5A6B82"/>
+          <w:sz w:val="19"/>
+        </w:rPr>
+        <w:t>Nothing below applies to a retired family. Its lines are kept as a record of what the card said, not as display copy for this package.</w:t>
       </w:r>
     </w:p>
     <w:p>
@@ -1291,84 +1474,6 @@
                 <w:i w:val="0"/>
                 <w:sz w:val="14"/>
               </w:rPr>
-              <w:t>NEW_V8_FS_11_A_FACTUAL_RECORD</w:t>
-            </w:r>
-          </w:p>
-        </w:tc>
-        <w:tc>
-          <w:tcPr>
-            <w:tcW w:type="dxa" w:w="3744"/>
-          </w:tcPr>
-          <w:p>
-            <w:pPr>
-              <w:spacing w:before="60" w:after="60" w:line="264" w:lineRule="auto"/>
-            </w:pPr>
-            <w:r/>
-            <w:r>
-              <w:rPr>
-                <w:b w:val="0"/>
-                <w:i w:val="0"/>
-                <w:sz w:val="14"/>
-              </w:rPr>
-              <w:t>A factual record.</w:t>
-            </w:r>
-          </w:p>
-        </w:tc>
-        <w:tc>
-          <w:tcPr>
-            <w:tcW w:type="dxa" w:w="1152"/>
-          </w:tcPr>
-          <w:p>
-            <w:pPr>
-              <w:spacing w:before="60" w:after="60" w:line="264" w:lineRule="auto"/>
-            </w:pPr>
-            <w:r/>
-            <w:r>
-              <w:rPr>
-                <w:b w:val="0"/>
-                <w:i w:val="0"/>
-                <w:sz w:val="14"/>
-              </w:rPr>
-              <w:t>EVIDENCE</w:t>
-            </w:r>
-          </w:p>
-        </w:tc>
-        <w:tc>
-          <w:tcPr>
-            <w:tcW w:type="dxa" w:w="2016"/>
-          </w:tcPr>
-          <w:p>
-            <w:pPr>
-              <w:spacing w:before="60" w:after="60" w:line="264" w:lineRule="auto"/>
-            </w:pPr>
-            <w:r/>
-            <w:r>
-              <w:rPr>
-                <w:b w:val="0"/>
-                <w:i w:val="0"/>
-                <w:sz w:val="14"/>
-              </w:rPr>
-              <w:t>THE IMPORTANT BOUNDARY</w:t>
-            </w:r>
-          </w:p>
-        </w:tc>
-      </w:tr>
-      <w:tr>
-        <w:tc>
-          <w:tcPr>
-            <w:tcW w:type="dxa" w:w="2736"/>
-          </w:tcPr>
-          <w:p>
-            <w:pPr>
-              <w:spacing w:before="60" w:after="60" w:line="264" w:lineRule="auto"/>
-            </w:pPr>
-            <w:r/>
-            <w:r>
-              <w:rPr>
-                <w:b w:val="0"/>
-                <w:i w:val="0"/>
-                <w:sz w:val="14"/>
-              </w:rPr>
               <w:t>NEW_V8_FS_12_CTA</w:t>
             </w:r>
           </w:p>

--- a/deliverables/V4-V11_SYNC/PACKAGES/NEW_V08_Synchronized_Production_Package/07_EVIDENCE/Evidence_and_Boundary_Notes.docx
+++ b/deliverables/V4-V11_SYNC/PACKAGES/NEW_V08_Synchronized_Production_Package/07_EVIDENCE/Evidence_and_Boundary_Notes.docx
@@ -87,7 +87,7 @@
         <w:rPr>
           <w:sz w:val="21"/>
         </w:rPr>
-        <w:t>Thursday, September 17, 2026 | 12:57 PM CT</w:t>
+        <w:t>Saturday, September 19, 2026 | 6:36 AM CT</w:t>
       </w:r>
     </w:p>
     <w:p>

--- a/deliverables/V4-V11_SYNC/PACKAGES/NEW_V08_Synchronized_Production_Package/07_EVIDENCE/Evidence_and_Boundary_Notes.docx
+++ b/deliverables/V4-V11_SYNC/PACKAGES/NEW_V08_Synchronized_Production_Package/07_EVIDENCE/Evidence_and_Boundary_Notes.docx
@@ -87,7 +87,7 @@
         <w:rPr>
           <w:sz w:val="21"/>
         </w:rPr>
-        <w:t>Saturday, September 19, 2026 | 6:36 AM CT</w:t>
+        <w:t>Saturday, September 19, 2026 | 7:08 AM CT</w:t>
       </w:r>
     </w:p>
     <w:p>
